--- a/vi/files/resources/Sample_Grant_Concept_Note_VN.docx
+++ b/vi/files/resources/Sample_Grant_Concept_Note_VN.docx
@@ -295,7 +295,7 @@
               <w:rPr>
                 <w:sz w:val="19"/>
               </w:rPr>
-              <w:t>Nhiễm khuẩn huyết là một trong những lý do nhập ICU thường gặp nhất tại [Tên cơ sở], với khoảng 250 ca người lớn mỗi năm và tỷ lệ tử vong 28 ngày khoảng một phần tư. Người bệnh được truyền tĩnh mạch nhiều dịch, và các nghiên cứu ở nơi khác cho thấy cân bằng dịch dương có liên quan với tử vong. Nhưng các nghiên cứu này không tách được tác động của dịch truyền với tác động của việc bệnh nặng hơn, và chúng ta chưa có dữ liệu về thực hành của chính mình. Không có dữ liệu này, chúng ta không thể thiết kế một thử nghiệm hạn chế dịch hay cải thiện việc chỉ định dịch truyền.</w:t>
+              <w:t>Nhiễm khuẩn huyết là một trong những lý do nhập ICU thường gặp nhất tại [Tên cơ sở], với khoảng 250 ca người lớn mỗi năm và tỷ lệ tử vong 28 ngày khoảng một phần tư. Người bệnh được truyền tĩnh mạch nhiều dịch, và các nghiên cứu ở nơi khác cho thấy cân bằng dịch dương có liên quan với tử vong. Nhưng các nghiên cứu này không tách được tác động của dịch truyền với tác động của việc bệnh nặng hơn, và chúng tôi chưa có dữ liệu về thực hành của chính mình. Không có dữ liệu này, chúng tôi không thể thiết kế một thử nghiệm hạn chế dịch hay cải thiện việc chỉ định dịch truyền.</w:t>
             </w:r>
           </w:p>
         </w:tc>
